--- a/Acoustics/Acoustics Lab Report 1.docx
+++ b/Acoustics/Acoustics Lab Report 1.docx
@@ -44,13 +44,18 @@
         <w:rPr>
           <w:rFonts w:ascii="Times New Roman" w:hAnsi="Times New Roman" w:cs="Times New Roman"/>
         </w:rPr>
-        <w:t>2/20/2025</w:t>
+        <w:t>2/20/202</w:t>
+      </w:r>
+      <w:r>
+        <w:rPr>
+          <w:rFonts w:ascii="Times New Roman" w:hAnsi="Times New Roman" w:cs="Times New Roman"/>
+        </w:rPr>
+        <w:t>5</w:t>
       </w:r>
     </w:p>
     <w:p>
       <w:pPr>
         <w:spacing w:line="240" w:lineRule="auto"/>
-        <w:jc w:val="center"/>
         <w:rPr>
           <w:rFonts w:ascii="Times New Roman" w:hAnsi="Times New Roman" w:cs="Times New Roman"/>
         </w:rPr>
@@ -124,7 +129,7 @@
           <w:rFonts w:ascii="Times New Roman" w:hAnsi="Times New Roman" w:cs="Times New Roman"/>
         </w:rPr>
       </w:pPr>
-      <w:hyperlink r:id="rId4" w:history="1">
+      <w:hyperlink r:id="rId5" w:history="1">
         <w:r>
           <w:rPr>
             <w:rStyle w:val="Hyperlink"/>
@@ -241,25 +246,23 @@
           <w:sz w:val="20"/>
           <w:szCs w:val="20"/>
         </w:rPr>
-        <w:t>using the Velocity-</w:t>
-      </w:r>
-      <w:proofErr w:type="spellStart"/>
+        <w:t xml:space="preserve">using the Velocity-Verlet </w:t>
+      </w:r>
       <w:r>
         <w:rPr>
           <w:rFonts w:ascii="Times New Roman" w:hAnsi="Times New Roman" w:cs="Times New Roman"/>
           <w:sz w:val="20"/>
           <w:szCs w:val="20"/>
         </w:rPr>
-        <w:t>Verlet</w:t>
-      </w:r>
-      <w:proofErr w:type="spellEnd"/>
+        <w:t xml:space="preserve">algorithm to </w:t>
+      </w:r>
       <w:r>
         <w:rPr>
           <w:rFonts w:ascii="Times New Roman" w:hAnsi="Times New Roman" w:cs="Times New Roman"/>
           <w:sz w:val="20"/>
           <w:szCs w:val="20"/>
         </w:rPr>
-        <w:t xml:space="preserve"> </w:t>
+        <w:t xml:space="preserve">model large angle data </w:t>
       </w:r>
       <w:r>
         <w:rPr>
@@ -267,23 +270,42 @@
           <w:sz w:val="20"/>
           <w:szCs w:val="20"/>
         </w:rPr>
-        <w:t xml:space="preserve">algorithm to </w:t>
-      </w:r>
-      <w:r>
+        <w:t xml:space="preserve">is the primary objective. </w:t>
+      </w:r>
+    </w:p>
+    <w:p>
+      <w:pPr>
+        <w:spacing w:line="240" w:lineRule="auto"/>
+        <w:jc w:val="both"/>
         <w:rPr>
           <w:rFonts w:ascii="Times New Roman" w:hAnsi="Times New Roman" w:cs="Times New Roman"/>
           <w:sz w:val="20"/>
           <w:szCs w:val="20"/>
         </w:rPr>
-        <w:t xml:space="preserve">model large angle data </w:t>
-      </w:r>
-      <w:r>
+      </w:pPr>
+    </w:p>
+    <w:p>
+      <w:pPr>
+        <w:pStyle w:val="ListParagraph"/>
+        <w:numPr>
+          <w:ilvl w:val="0"/>
+          <w:numId w:val="3"/>
+        </w:numPr>
+        <w:spacing w:line="240" w:lineRule="auto"/>
+        <w:jc w:val="both"/>
         <w:rPr>
           <w:rFonts w:ascii="Times New Roman" w:hAnsi="Times New Roman" w:cs="Times New Roman"/>
           <w:sz w:val="20"/>
           <w:szCs w:val="20"/>
         </w:rPr>
-        <w:t xml:space="preserve">is the primary objective. </w:t>
+      </w:pPr>
+      <w:r>
+        <w:rPr>
+          <w:rFonts w:ascii="Times New Roman" w:hAnsi="Times New Roman" w:cs="Times New Roman"/>
+          <w:sz w:val="20"/>
+          <w:szCs w:val="20"/>
+        </w:rPr>
+        <w:t>I</w:t>
       </w:r>
     </w:p>
     <w:sectPr>
@@ -294,6 +316,287 @@
     </w:sectPr>
   </w:body>
 </w:document>
+</file>
+
+<file path=word/numbering.xml><?xml version="1.0" encoding="utf-8"?>
+<w:numbering xmlns:wpc="http://schemas.microsoft.com/office/word/2010/wordprocessingCanvas" xmlns:cx="http://schemas.microsoft.com/office/drawing/2014/chartex" xmlns:cx1="http://schemas.microsoft.com/office/drawing/2015/9/8/chartex" xmlns:cx2="http://schemas.microsoft.com/office/drawing/2015/10/21/chartex" xmlns:cx3="http://schemas.microsoft.com/office/drawing/2016/5/9/chartex" xmlns:cx4="http://schemas.microsoft.com/office/drawing/2016/5/10/chartex" xmlns:cx5="http://schemas.microsoft.com/office/drawing/2016/5/11/chartex" xmlns:cx6="http://schemas.microsoft.com/office/drawing/2016/5/12/chartex" xmlns:cx7="http://schemas.microsoft.com/office/drawing/2016/5/13/chartex" xmlns:cx8="http://schemas.microsoft.com/office/drawing/2016/5/14/chartex" xmlns:mc="http://schemas.openxmlformats.org/markup-compatibility/2006" xmlns:aink="http://schemas.microsoft.com/office/drawing/2016/ink" xmlns:am3d="http://schemas.microsoft.com/office/drawing/2017/model3d" xmlns:o="urn:schemas-microsoft-com:office:office" xmlns:oel="http://schemas.microsoft.com/office/2019/extlst" xmlns:r="http://schemas.openxmlformats.org/officeDocument/2006/relationships" xmlns:m="http://schemas.openxmlformats.org/officeDocument/2006/math" xmlns:v="urn:schemas-microsoft-com:vml" xmlns:wp14="http://schemas.microsoft.com/office/word/2010/wordprocessingDrawing" xmlns:wp="http://schemas.openxmlformats.org/drawingml/2006/wordprocessingDrawing" xmlns:w10="urn:schemas-microsoft-com:office:word" xmlns:w="http://schemas.openxmlformats.org/wordprocessingml/2006/main" xmlns:w14="http://schemas.microsoft.com/office/word/2010/wordml" xmlns:w15="http://schemas.microsoft.com/office/word/2012/wordml" xmlns:w16cex="http://schemas.microsoft.com/office/word/2018/wordml/cex" xmlns:w16cid="http://schemas.microsoft.com/office/word/2016/wordml/cid" xmlns:w16="http://schemas.microsoft.com/office/word/2018/wordml" xmlns:w16du="http://schemas.microsoft.com/office/word/2023/wordml/word16du" xmlns:w16sdtdh="http://schemas.microsoft.com/office/word/2020/wordml/sdtdatahash" xmlns:w16sdtfl="http://schemas.microsoft.com/office/word/2024/wordml/sdtformatlock" xmlns:w16se="http://schemas.microsoft.com/office/word/2015/wordml/symex" xmlns:wpg="http://schemas.microsoft.com/office/word/2010/wordprocessingGroup" xmlns:wpi="http://schemas.microsoft.com/office/word/2010/wordprocessingInk" xmlns:wne="http://schemas.microsoft.com/office/word/2006/wordml" xmlns:wps="http://schemas.microsoft.com/office/word/2010/wordprocessingShape" mc:Ignorable="w14 w15 w16se w16cid w16 w16cex w16sdtdh w16sdtfl w16du wp14">
+  <w:abstractNum w:abstractNumId="0" w15:restartNumberingAfterBreak="0">
+    <w:nsid w:val="27232C51"/>
+    <w:multiLevelType w:val="hybridMultilevel"/>
+    <w:tmpl w:val="DE84EBC6"/>
+    <w:lvl w:ilvl="0" w:tplc="5780340A">
+      <w:start w:val="1"/>
+      <w:numFmt w:val="upperRoman"/>
+      <w:lvlText w:val="%1."/>
+      <w:lvlJc w:val="left"/>
+      <w:pPr>
+        <w:ind w:left="1080" w:hanging="720"/>
+      </w:pPr>
+      <w:rPr>
+        <w:rFonts w:hint="default"/>
+      </w:rPr>
+    </w:lvl>
+    <w:lvl w:ilvl="1" w:tplc="04090019" w:tentative="1">
+      <w:start w:val="1"/>
+      <w:numFmt w:val="lowerLetter"/>
+      <w:lvlText w:val="%2."/>
+      <w:lvlJc w:val="left"/>
+      <w:pPr>
+        <w:ind w:left="1440" w:hanging="360"/>
+      </w:pPr>
+    </w:lvl>
+    <w:lvl w:ilvl="2" w:tplc="0409001B" w:tentative="1">
+      <w:start w:val="1"/>
+      <w:numFmt w:val="lowerRoman"/>
+      <w:lvlText w:val="%3."/>
+      <w:lvlJc w:val="right"/>
+      <w:pPr>
+        <w:ind w:left="2160" w:hanging="180"/>
+      </w:pPr>
+    </w:lvl>
+    <w:lvl w:ilvl="3" w:tplc="0409000F" w:tentative="1">
+      <w:start w:val="1"/>
+      <w:numFmt w:val="decimal"/>
+      <w:lvlText w:val="%4."/>
+      <w:lvlJc w:val="left"/>
+      <w:pPr>
+        <w:ind w:left="2880" w:hanging="360"/>
+      </w:pPr>
+    </w:lvl>
+    <w:lvl w:ilvl="4" w:tplc="04090019" w:tentative="1">
+      <w:start w:val="1"/>
+      <w:numFmt w:val="lowerLetter"/>
+      <w:lvlText w:val="%5."/>
+      <w:lvlJc w:val="left"/>
+      <w:pPr>
+        <w:ind w:left="3600" w:hanging="360"/>
+      </w:pPr>
+    </w:lvl>
+    <w:lvl w:ilvl="5" w:tplc="0409001B" w:tentative="1">
+      <w:start w:val="1"/>
+      <w:numFmt w:val="lowerRoman"/>
+      <w:lvlText w:val="%6."/>
+      <w:lvlJc w:val="right"/>
+      <w:pPr>
+        <w:ind w:left="4320" w:hanging="180"/>
+      </w:pPr>
+    </w:lvl>
+    <w:lvl w:ilvl="6" w:tplc="0409000F" w:tentative="1">
+      <w:start w:val="1"/>
+      <w:numFmt w:val="decimal"/>
+      <w:lvlText w:val="%7."/>
+      <w:lvlJc w:val="left"/>
+      <w:pPr>
+        <w:ind w:left="5040" w:hanging="360"/>
+      </w:pPr>
+    </w:lvl>
+    <w:lvl w:ilvl="7" w:tplc="04090019" w:tentative="1">
+      <w:start w:val="1"/>
+      <w:numFmt w:val="lowerLetter"/>
+      <w:lvlText w:val="%8."/>
+      <w:lvlJc w:val="left"/>
+      <w:pPr>
+        <w:ind w:left="5760" w:hanging="360"/>
+      </w:pPr>
+    </w:lvl>
+    <w:lvl w:ilvl="8" w:tplc="0409001B" w:tentative="1">
+      <w:start w:val="1"/>
+      <w:numFmt w:val="lowerRoman"/>
+      <w:lvlText w:val="%9."/>
+      <w:lvlJc w:val="right"/>
+      <w:pPr>
+        <w:ind w:left="6480" w:hanging="180"/>
+      </w:pPr>
+    </w:lvl>
+  </w:abstractNum>
+  <w:abstractNum w:abstractNumId="1" w15:restartNumberingAfterBreak="0">
+    <w:nsid w:val="50521E54"/>
+    <w:multiLevelType w:val="hybridMultilevel"/>
+    <w:tmpl w:val="A37C4E10"/>
+    <w:lvl w:ilvl="0" w:tplc="8F4E4EBA">
+      <w:start w:val="1"/>
+      <w:numFmt w:val="upperRoman"/>
+      <w:lvlText w:val="%1."/>
+      <w:lvlJc w:val="left"/>
+      <w:pPr>
+        <w:ind w:left="1080" w:hanging="720"/>
+      </w:pPr>
+      <w:rPr>
+        <w:rFonts w:hint="default"/>
+      </w:rPr>
+    </w:lvl>
+    <w:lvl w:ilvl="1" w:tplc="04090019" w:tentative="1">
+      <w:start w:val="1"/>
+      <w:numFmt w:val="lowerLetter"/>
+      <w:lvlText w:val="%2."/>
+      <w:lvlJc w:val="left"/>
+      <w:pPr>
+        <w:ind w:left="1440" w:hanging="360"/>
+      </w:pPr>
+    </w:lvl>
+    <w:lvl w:ilvl="2" w:tplc="0409001B" w:tentative="1">
+      <w:start w:val="1"/>
+      <w:numFmt w:val="lowerRoman"/>
+      <w:lvlText w:val="%3."/>
+      <w:lvlJc w:val="right"/>
+      <w:pPr>
+        <w:ind w:left="2160" w:hanging="180"/>
+      </w:pPr>
+    </w:lvl>
+    <w:lvl w:ilvl="3" w:tplc="0409000F" w:tentative="1">
+      <w:start w:val="1"/>
+      <w:numFmt w:val="decimal"/>
+      <w:lvlText w:val="%4."/>
+      <w:lvlJc w:val="left"/>
+      <w:pPr>
+        <w:ind w:left="2880" w:hanging="360"/>
+      </w:pPr>
+    </w:lvl>
+    <w:lvl w:ilvl="4" w:tplc="04090019" w:tentative="1">
+      <w:start w:val="1"/>
+      <w:numFmt w:val="lowerLetter"/>
+      <w:lvlText w:val="%5."/>
+      <w:lvlJc w:val="left"/>
+      <w:pPr>
+        <w:ind w:left="3600" w:hanging="360"/>
+      </w:pPr>
+    </w:lvl>
+    <w:lvl w:ilvl="5" w:tplc="0409001B" w:tentative="1">
+      <w:start w:val="1"/>
+      <w:numFmt w:val="lowerRoman"/>
+      <w:lvlText w:val="%6."/>
+      <w:lvlJc w:val="right"/>
+      <w:pPr>
+        <w:ind w:left="4320" w:hanging="180"/>
+      </w:pPr>
+    </w:lvl>
+    <w:lvl w:ilvl="6" w:tplc="0409000F" w:tentative="1">
+      <w:start w:val="1"/>
+      <w:numFmt w:val="decimal"/>
+      <w:lvlText w:val="%7."/>
+      <w:lvlJc w:val="left"/>
+      <w:pPr>
+        <w:ind w:left="5040" w:hanging="360"/>
+      </w:pPr>
+    </w:lvl>
+    <w:lvl w:ilvl="7" w:tplc="04090019" w:tentative="1">
+      <w:start w:val="1"/>
+      <w:numFmt w:val="lowerLetter"/>
+      <w:lvlText w:val="%8."/>
+      <w:lvlJc w:val="left"/>
+      <w:pPr>
+        <w:ind w:left="5760" w:hanging="360"/>
+      </w:pPr>
+    </w:lvl>
+    <w:lvl w:ilvl="8" w:tplc="0409001B" w:tentative="1">
+      <w:start w:val="1"/>
+      <w:numFmt w:val="lowerRoman"/>
+      <w:lvlText w:val="%9."/>
+      <w:lvlJc w:val="right"/>
+      <w:pPr>
+        <w:ind w:left="6480" w:hanging="180"/>
+      </w:pPr>
+    </w:lvl>
+  </w:abstractNum>
+  <w:abstractNum w:abstractNumId="2" w15:restartNumberingAfterBreak="0">
+    <w:nsid w:val="76200B3A"/>
+    <w:multiLevelType w:val="hybridMultilevel"/>
+    <w:tmpl w:val="5380AE86"/>
+    <w:lvl w:ilvl="0" w:tplc="D840CC46">
+      <w:start w:val="1"/>
+      <w:numFmt w:val="upperRoman"/>
+      <w:lvlText w:val="%1."/>
+      <w:lvlJc w:val="left"/>
+      <w:pPr>
+        <w:ind w:left="1080" w:hanging="720"/>
+      </w:pPr>
+      <w:rPr>
+        <w:rFonts w:hint="default"/>
+      </w:rPr>
+    </w:lvl>
+    <w:lvl w:ilvl="1" w:tplc="04090019" w:tentative="1">
+      <w:start w:val="1"/>
+      <w:numFmt w:val="lowerLetter"/>
+      <w:lvlText w:val="%2."/>
+      <w:lvlJc w:val="left"/>
+      <w:pPr>
+        <w:ind w:left="1440" w:hanging="360"/>
+      </w:pPr>
+    </w:lvl>
+    <w:lvl w:ilvl="2" w:tplc="0409001B" w:tentative="1">
+      <w:start w:val="1"/>
+      <w:numFmt w:val="lowerRoman"/>
+      <w:lvlText w:val="%3."/>
+      <w:lvlJc w:val="right"/>
+      <w:pPr>
+        <w:ind w:left="2160" w:hanging="180"/>
+      </w:pPr>
+    </w:lvl>
+    <w:lvl w:ilvl="3" w:tplc="0409000F" w:tentative="1">
+      <w:start w:val="1"/>
+      <w:numFmt w:val="decimal"/>
+      <w:lvlText w:val="%4."/>
+      <w:lvlJc w:val="left"/>
+      <w:pPr>
+        <w:ind w:left="2880" w:hanging="360"/>
+      </w:pPr>
+    </w:lvl>
+    <w:lvl w:ilvl="4" w:tplc="04090019" w:tentative="1">
+      <w:start w:val="1"/>
+      <w:numFmt w:val="lowerLetter"/>
+      <w:lvlText w:val="%5."/>
+      <w:lvlJc w:val="left"/>
+      <w:pPr>
+        <w:ind w:left="3600" w:hanging="360"/>
+      </w:pPr>
+    </w:lvl>
+    <w:lvl w:ilvl="5" w:tplc="0409001B" w:tentative="1">
+      <w:start w:val="1"/>
+      <w:numFmt w:val="lowerRoman"/>
+      <w:lvlText w:val="%6."/>
+      <w:lvlJc w:val="right"/>
+      <w:pPr>
+        <w:ind w:left="4320" w:hanging="180"/>
+      </w:pPr>
+    </w:lvl>
+    <w:lvl w:ilvl="6" w:tplc="0409000F" w:tentative="1">
+      <w:start w:val="1"/>
+      <w:numFmt w:val="decimal"/>
+      <w:lvlText w:val="%7."/>
+      <w:lvlJc w:val="left"/>
+      <w:pPr>
+        <w:ind w:left="5040" w:hanging="360"/>
+      </w:pPr>
+    </w:lvl>
+    <w:lvl w:ilvl="7" w:tplc="04090019" w:tentative="1">
+      <w:start w:val="1"/>
+      <w:numFmt w:val="lowerLetter"/>
+      <w:lvlText w:val="%8."/>
+      <w:lvlJc w:val="left"/>
+      <w:pPr>
+        <w:ind w:left="5760" w:hanging="360"/>
+      </w:pPr>
+    </w:lvl>
+    <w:lvl w:ilvl="8" w:tplc="0409001B" w:tentative="1">
+      <w:start w:val="1"/>
+      <w:numFmt w:val="lowerRoman"/>
+      <w:lvlText w:val="%9."/>
+      <w:lvlJc w:val="right"/>
+      <w:pPr>
+        <w:ind w:left="6480" w:hanging="180"/>
+      </w:pPr>
+    </w:lvl>
+  </w:abstractNum>
+  <w:num w:numId="1" w16cid:durableId="254945727">
+    <w:abstractNumId w:val="1"/>
+  </w:num>
+  <w:num w:numId="2" w16cid:durableId="1732538851">
+    <w:abstractNumId w:val="2"/>
+  </w:num>
+  <w:num w:numId="3" w16cid:durableId="1497843233">
+    <w:abstractNumId w:val="0"/>
+  </w:num>
+</w:numbering>
 </file>
 
 <file path=word/styles.xml><?xml version="1.0" encoding="utf-8"?>

--- a/Acoustics/Acoustics Lab Report 1.docx
+++ b/Acoustics/Acoustics Lab Report 1.docx
@@ -246,7 +246,25 @@
           <w:sz w:val="20"/>
           <w:szCs w:val="20"/>
         </w:rPr>
-        <w:t xml:space="preserve">using the Velocity-Verlet </w:t>
+        <w:t>using the Velocity-</w:t>
+      </w:r>
+      <w:proofErr w:type="spellStart"/>
+      <w:r>
+        <w:rPr>
+          <w:rFonts w:ascii="Times New Roman" w:hAnsi="Times New Roman" w:cs="Times New Roman"/>
+          <w:sz w:val="20"/>
+          <w:szCs w:val="20"/>
+        </w:rPr>
+        <w:t>Verlet</w:t>
+      </w:r>
+      <w:proofErr w:type="spellEnd"/>
+      <w:r>
+        <w:rPr>
+          <w:rFonts w:ascii="Times New Roman" w:hAnsi="Times New Roman" w:cs="Times New Roman"/>
+          <w:sz w:val="20"/>
+          <w:szCs w:val="20"/>
+        </w:rPr>
+        <w:t xml:space="preserve"> </w:t>
       </w:r>
       <w:r>
         <w:rPr>
@@ -289,24 +307,1123 @@
         <w:pStyle w:val="ListParagraph"/>
         <w:numPr>
           <w:ilvl w:val="0"/>
-          <w:numId w:val="3"/>
+          <w:numId w:val="4"/>
         </w:numPr>
         <w:spacing w:line="240" w:lineRule="auto"/>
         <w:jc w:val="both"/>
         <w:rPr>
           <w:rFonts w:ascii="Times New Roman" w:hAnsi="Times New Roman" w:cs="Times New Roman"/>
-          <w:sz w:val="20"/>
-          <w:szCs w:val="20"/>
-        </w:rPr>
-      </w:pPr>
-      <w:r>
-        <w:rPr>
-          <w:rFonts w:ascii="Times New Roman" w:hAnsi="Times New Roman" w:cs="Times New Roman"/>
-          <w:sz w:val="20"/>
-          <w:szCs w:val="20"/>
-        </w:rPr>
-        <w:t>I</w:t>
-      </w:r>
+        </w:rPr>
+      </w:pPr>
+      <w:r>
+        <w:rPr>
+          <w:rFonts w:ascii="Times New Roman" w:hAnsi="Times New Roman" w:cs="Times New Roman"/>
+        </w:rPr>
+        <w:t>INTRODUCTION</w:t>
+      </w:r>
+      <w:r>
+        <w:rPr>
+          <w:rFonts w:ascii="Times New Roman" w:hAnsi="Times New Roman" w:cs="Times New Roman"/>
+          <w:sz w:val="20"/>
+          <w:szCs w:val="20"/>
+        </w:rPr>
+        <w:t xml:space="preserve"> </w:t>
+      </w:r>
+    </w:p>
+    <w:p>
+      <w:pPr>
+        <w:spacing w:line="240" w:lineRule="auto"/>
+        <w:jc w:val="both"/>
+        <w:rPr>
+          <w:rFonts w:ascii="Times New Roman" w:hAnsi="Times New Roman" w:cs="Times New Roman"/>
+          <w:sz w:val="20"/>
+          <w:szCs w:val="20"/>
+        </w:rPr>
+      </w:pPr>
+      <w:r>
+        <w:rPr>
+          <w:rFonts w:ascii="Times New Roman" w:hAnsi="Times New Roman" w:cs="Times New Roman"/>
+          <w:sz w:val="20"/>
+          <w:szCs w:val="20"/>
+        </w:rPr>
+        <w:t xml:space="preserve">This lab covered experiments using a pendulum. </w:t>
+      </w:r>
+      <w:r>
+        <w:rPr>
+          <w:rFonts w:ascii="Times New Roman" w:hAnsi="Times New Roman" w:cs="Times New Roman"/>
+          <w:sz w:val="20"/>
+          <w:szCs w:val="20"/>
+        </w:rPr>
+        <w:t>The objective is to collect experimental data</w:t>
+      </w:r>
+      <w:r>
+        <w:rPr>
+          <w:rFonts w:ascii="Times New Roman" w:hAnsi="Times New Roman" w:cs="Times New Roman"/>
+          <w:sz w:val="20"/>
+          <w:szCs w:val="20"/>
+        </w:rPr>
+        <w:t xml:space="preserve"> to then </w:t>
+      </w:r>
+      <w:r>
+        <w:rPr>
+          <w:rFonts w:ascii="Times New Roman" w:hAnsi="Times New Roman" w:cs="Times New Roman"/>
+          <w:sz w:val="20"/>
+          <w:szCs w:val="20"/>
+        </w:rPr>
+        <w:t xml:space="preserve">verify the optimal usage of the small angle approximation </w:t>
+      </w:r>
+      <w:r>
+        <w:rPr>
+          <w:rFonts w:ascii="Times New Roman" w:hAnsi="Times New Roman" w:cs="Times New Roman"/>
+          <w:sz w:val="20"/>
+          <w:szCs w:val="20"/>
+        </w:rPr>
+        <w:t xml:space="preserve">as well as the velocity </w:t>
+      </w:r>
+      <w:proofErr w:type="spellStart"/>
+      <w:r>
+        <w:rPr>
+          <w:rFonts w:ascii="Times New Roman" w:hAnsi="Times New Roman" w:cs="Times New Roman"/>
+          <w:sz w:val="20"/>
+          <w:szCs w:val="20"/>
+        </w:rPr>
+        <w:t>verlet</w:t>
+      </w:r>
+      <w:proofErr w:type="spellEnd"/>
+      <w:r>
+        <w:rPr>
+          <w:rFonts w:ascii="Times New Roman" w:hAnsi="Times New Roman" w:cs="Times New Roman"/>
+          <w:sz w:val="20"/>
+          <w:szCs w:val="20"/>
+        </w:rPr>
+        <w:t xml:space="preserve"> algorithm. </w:t>
+      </w:r>
+      <w:r>
+        <w:rPr>
+          <w:rFonts w:ascii="Times New Roman" w:hAnsi="Times New Roman" w:cs="Times New Roman"/>
+          <w:sz w:val="20"/>
+          <w:szCs w:val="20"/>
+        </w:rPr>
+        <w:t xml:space="preserve">Verification that the small angle approximation is </w:t>
+      </w:r>
+      <w:r>
+        <w:rPr>
+          <w:rFonts w:ascii="Times New Roman" w:hAnsi="Times New Roman" w:cs="Times New Roman"/>
+          <w:sz w:val="20"/>
+          <w:szCs w:val="20"/>
+        </w:rPr>
+        <w:t xml:space="preserve">valid for small angles, but where that assumption breaks down is key. This is where the Velocity </w:t>
+      </w:r>
+      <w:proofErr w:type="spellStart"/>
+      <w:r>
+        <w:rPr>
+          <w:rFonts w:ascii="Times New Roman" w:hAnsi="Times New Roman" w:cs="Times New Roman"/>
+          <w:sz w:val="20"/>
+          <w:szCs w:val="20"/>
+        </w:rPr>
+        <w:t>Verlet</w:t>
+      </w:r>
+      <w:proofErr w:type="spellEnd"/>
+      <w:r>
+        <w:rPr>
+          <w:rFonts w:ascii="Times New Roman" w:hAnsi="Times New Roman" w:cs="Times New Roman"/>
+          <w:sz w:val="20"/>
+          <w:szCs w:val="20"/>
+        </w:rPr>
+        <w:t xml:space="preserve"> algorithm will come in. Comparisons between the two must be </w:t>
+      </w:r>
+      <w:proofErr w:type="gramStart"/>
+      <w:r>
+        <w:rPr>
+          <w:rFonts w:ascii="Times New Roman" w:hAnsi="Times New Roman" w:cs="Times New Roman"/>
+          <w:sz w:val="20"/>
+          <w:szCs w:val="20"/>
+        </w:rPr>
+        <w:t>done</w:t>
+      </w:r>
+      <w:proofErr w:type="gramEnd"/>
+      <w:r>
+        <w:rPr>
+          <w:rFonts w:ascii="Times New Roman" w:hAnsi="Times New Roman" w:cs="Times New Roman"/>
+          <w:sz w:val="20"/>
+          <w:szCs w:val="20"/>
+        </w:rPr>
+        <w:t xml:space="preserve">. The calculation of the gravitational constant will also be done. </w:t>
+      </w:r>
+    </w:p>
+    <w:p>
+      <w:pPr>
+        <w:spacing w:line="240" w:lineRule="auto"/>
+        <w:jc w:val="both"/>
+        <w:rPr>
+          <w:rFonts w:ascii="Times New Roman" w:hAnsi="Times New Roman" w:cs="Times New Roman"/>
+          <w:sz w:val="20"/>
+          <w:szCs w:val="20"/>
+        </w:rPr>
+      </w:pPr>
+    </w:p>
+    <w:p>
+      <w:pPr>
+        <w:pStyle w:val="ListParagraph"/>
+        <w:numPr>
+          <w:ilvl w:val="0"/>
+          <w:numId w:val="4"/>
+        </w:numPr>
+        <w:spacing w:line="240" w:lineRule="auto"/>
+        <w:jc w:val="both"/>
+        <w:rPr>
+          <w:rFonts w:ascii="Times New Roman" w:hAnsi="Times New Roman" w:cs="Times New Roman"/>
+          <w:sz w:val="20"/>
+          <w:szCs w:val="20"/>
+        </w:rPr>
+      </w:pPr>
+      <w:r>
+        <w:rPr>
+          <w:rFonts w:ascii="Times New Roman" w:hAnsi="Times New Roman" w:cs="Times New Roman"/>
+        </w:rPr>
+        <w:t>EXPERIMENT</w:t>
+      </w:r>
+    </w:p>
+    <w:p>
+      <w:pPr>
+        <w:spacing w:line="240" w:lineRule="auto"/>
+        <w:jc w:val="both"/>
+        <w:rPr>
+          <w:rFonts w:ascii="Times New Roman" w:hAnsi="Times New Roman" w:cs="Times New Roman"/>
+          <w:sz w:val="20"/>
+          <w:szCs w:val="20"/>
+        </w:rPr>
+      </w:pPr>
+      <w:r>
+        <w:rPr>
+          <w:rFonts w:ascii="Times New Roman" w:hAnsi="Times New Roman" w:cs="Times New Roman"/>
+          <w:sz w:val="20"/>
+          <w:szCs w:val="20"/>
+        </w:rPr>
+        <w:t xml:space="preserve">There are three experiments carried out in this lab. </w:t>
+      </w:r>
+      <w:r>
+        <w:rPr>
+          <w:rFonts w:ascii="Times New Roman" w:hAnsi="Times New Roman" w:cs="Times New Roman"/>
+          <w:sz w:val="20"/>
+          <w:szCs w:val="20"/>
+        </w:rPr>
+        <w:t>The first and second</w:t>
+      </w:r>
+      <w:r>
+        <w:rPr>
+          <w:rFonts w:ascii="Times New Roman" w:hAnsi="Times New Roman" w:cs="Times New Roman"/>
+          <w:sz w:val="20"/>
+          <w:szCs w:val="20"/>
+        </w:rPr>
+        <w:t xml:space="preserve"> experiment</w:t>
+      </w:r>
+      <w:r>
+        <w:rPr>
+          <w:rFonts w:ascii="Times New Roman" w:hAnsi="Times New Roman" w:cs="Times New Roman"/>
+          <w:sz w:val="20"/>
+          <w:szCs w:val="20"/>
+        </w:rPr>
+        <w:t>s</w:t>
+      </w:r>
+      <w:r>
+        <w:rPr>
+          <w:rFonts w:ascii="Times New Roman" w:hAnsi="Times New Roman" w:cs="Times New Roman"/>
+          <w:sz w:val="20"/>
+          <w:szCs w:val="20"/>
+        </w:rPr>
+        <w:t xml:space="preserve"> will have results </w:t>
+      </w:r>
+      <w:r>
+        <w:rPr>
+          <w:rFonts w:ascii="Times New Roman" w:hAnsi="Times New Roman" w:cs="Times New Roman"/>
+          <w:sz w:val="20"/>
+          <w:szCs w:val="20"/>
+        </w:rPr>
+        <w:t xml:space="preserve">that include </w:t>
+      </w:r>
+      <w:r>
+        <w:rPr>
+          <w:rFonts w:ascii="Times New Roman" w:hAnsi="Times New Roman" w:cs="Times New Roman"/>
+          <w:sz w:val="20"/>
+          <w:szCs w:val="20"/>
+        </w:rPr>
+        <w:t>time for 10 oscillations, plot of period-</w:t>
+      </w:r>
+      <w:proofErr w:type="gramStart"/>
+      <w:r>
+        <w:rPr>
+          <w:rFonts w:ascii="Times New Roman" w:hAnsi="Times New Roman" w:cs="Times New Roman"/>
+          <w:sz w:val="20"/>
+          <w:szCs w:val="20"/>
+        </w:rPr>
+        <w:t>squared</w:t>
+      </w:r>
+      <w:proofErr w:type="gramEnd"/>
+      <w:r>
+        <w:rPr>
+          <w:rFonts w:ascii="Times New Roman" w:hAnsi="Times New Roman" w:cs="Times New Roman"/>
+          <w:sz w:val="20"/>
+          <w:szCs w:val="20"/>
+        </w:rPr>
+        <w:t xml:space="preserve"> vs starting angle data, and </w:t>
+      </w:r>
+      <w:r>
+        <w:rPr>
+          <w:rFonts w:ascii="Times New Roman" w:hAnsi="Times New Roman" w:cs="Times New Roman"/>
+          <w:sz w:val="20"/>
+          <w:szCs w:val="20"/>
+        </w:rPr>
+        <w:t xml:space="preserve">estimation of uncertainty </w:t>
+      </w:r>
+      <w:r>
+        <w:rPr>
+          <w:rFonts w:ascii="Times New Roman" w:hAnsi="Times New Roman" w:cs="Times New Roman"/>
+          <w:sz w:val="20"/>
+          <w:szCs w:val="20"/>
+        </w:rPr>
+        <w:t xml:space="preserve">in period measurements. </w:t>
+      </w:r>
+      <w:r>
+        <w:rPr>
+          <w:rFonts w:ascii="Times New Roman" w:hAnsi="Times New Roman" w:cs="Times New Roman"/>
+          <w:sz w:val="20"/>
+          <w:szCs w:val="20"/>
+        </w:rPr>
+        <w:t xml:space="preserve">The third experiment </w:t>
+      </w:r>
+      <w:r>
+        <w:rPr>
+          <w:rFonts w:ascii="Times New Roman" w:hAnsi="Times New Roman" w:cs="Times New Roman"/>
+          <w:sz w:val="20"/>
+          <w:szCs w:val="20"/>
+        </w:rPr>
+        <w:t xml:space="preserve">will use data from the second experiment using the small angle approximation </w:t>
+      </w:r>
+      <w:r>
+        <w:rPr>
+          <w:rFonts w:ascii="Times New Roman" w:hAnsi="Times New Roman" w:cs="Times New Roman"/>
+          <w:sz w:val="20"/>
+          <w:szCs w:val="20"/>
+        </w:rPr>
+        <w:t xml:space="preserve">to determine the acceleration due to gravity. </w:t>
+      </w:r>
+      <w:r>
+        <w:rPr>
+          <w:rFonts w:ascii="Times New Roman" w:hAnsi="Times New Roman" w:cs="Times New Roman"/>
+          <w:sz w:val="20"/>
+          <w:szCs w:val="20"/>
+        </w:rPr>
+        <w:t xml:space="preserve">The three experiments are as follows: </w:t>
+      </w:r>
+    </w:p>
+    <w:p>
+      <w:pPr>
+        <w:pStyle w:val="ListParagraph"/>
+        <w:numPr>
+          <w:ilvl w:val="0"/>
+          <w:numId w:val="6"/>
+        </w:numPr>
+        <w:spacing w:line="240" w:lineRule="auto"/>
+        <w:jc w:val="both"/>
+        <w:rPr>
+          <w:rFonts w:ascii="Times New Roman" w:hAnsi="Times New Roman" w:cs="Times New Roman"/>
+          <w:sz w:val="20"/>
+          <w:szCs w:val="20"/>
+        </w:rPr>
+      </w:pPr>
+      <w:r>
+        <w:rPr>
+          <w:rFonts w:ascii="Times New Roman" w:hAnsi="Times New Roman" w:cs="Times New Roman"/>
+          <w:sz w:val="20"/>
+          <w:szCs w:val="20"/>
+        </w:rPr>
+        <w:t>Record the total time for 10 complete oscillations for 10 starting angles (small to large angles) at fixed length (pick L = 1m). Use the total time to determine the time for one oscillation for each starting angle and make a plot of period-squared vs starting angle. Estimate the uncertainty in your period measurement and include error bars on your plot</w:t>
+      </w:r>
+      <w:r>
+        <w:rPr>
+          <w:rFonts w:ascii="Times New Roman" w:hAnsi="Times New Roman" w:cs="Times New Roman"/>
+          <w:sz w:val="20"/>
+          <w:szCs w:val="20"/>
+        </w:rPr>
+        <w:t>.</w:t>
+      </w:r>
+    </w:p>
+    <w:p>
+      <w:pPr>
+        <w:pStyle w:val="ListParagraph"/>
+        <w:numPr>
+          <w:ilvl w:val="0"/>
+          <w:numId w:val="6"/>
+        </w:numPr>
+        <w:spacing w:line="240" w:lineRule="auto"/>
+        <w:jc w:val="both"/>
+        <w:rPr>
+          <w:rFonts w:ascii="Times New Roman" w:hAnsi="Times New Roman" w:cs="Times New Roman"/>
+          <w:sz w:val="20"/>
+          <w:szCs w:val="20"/>
+        </w:rPr>
+      </w:pPr>
+      <w:r>
+        <w:rPr>
+          <w:rFonts w:ascii="Times New Roman" w:hAnsi="Times New Roman" w:cs="Times New Roman"/>
+          <w:sz w:val="20"/>
+          <w:szCs w:val="20"/>
+        </w:rPr>
+        <w:t>Record the total time for 10 complete oscillations for 10 different lengths at two different starting angles (small and large). Use the total time to determine the time for one oscillation for each length and starting angle and make a plot of period-squared vs length for the two different starting angles. Estimate the uncertainty in your period measurement and include error bars on your plot.</w:t>
+      </w:r>
+    </w:p>
+    <w:p>
+      <w:pPr>
+        <w:pStyle w:val="ListParagraph"/>
+        <w:numPr>
+          <w:ilvl w:val="0"/>
+          <w:numId w:val="6"/>
+        </w:numPr>
+        <w:spacing w:line="240" w:lineRule="auto"/>
+        <w:jc w:val="both"/>
+        <w:rPr>
+          <w:rFonts w:ascii="Times New Roman" w:hAnsi="Times New Roman" w:cs="Times New Roman"/>
+          <w:sz w:val="20"/>
+          <w:szCs w:val="20"/>
+        </w:rPr>
+      </w:pPr>
+      <w:r>
+        <w:rPr>
+          <w:rFonts w:ascii="Times New Roman" w:hAnsi="Times New Roman" w:cs="Times New Roman"/>
+          <w:sz w:val="20"/>
+          <w:szCs w:val="20"/>
+        </w:rPr>
+        <w:t xml:space="preserve">Use your period-squared data for 10 different lengths for the small starting angle to determine the acceleration due to gravity from the slope of a fit-line. Do proper error propagation to determine the uncertainty in your value for g. </w:t>
+      </w:r>
+    </w:p>
+    <w:p>
+      <w:pPr>
+        <w:spacing w:line="240" w:lineRule="auto"/>
+        <w:jc w:val="both"/>
+        <w:rPr>
+          <w:rFonts w:ascii="Times New Roman" w:hAnsi="Times New Roman" w:cs="Times New Roman"/>
+        </w:rPr>
+      </w:pPr>
+    </w:p>
+    <w:p>
+      <w:pPr>
+        <w:spacing w:line="240" w:lineRule="auto"/>
+        <w:jc w:val="both"/>
+        <w:rPr>
+          <w:rFonts w:ascii="Times New Roman" w:hAnsi="Times New Roman" w:cs="Times New Roman"/>
+        </w:rPr>
+      </w:pPr>
+    </w:p>
+    <w:p>
+      <w:pPr>
+        <w:spacing w:line="240" w:lineRule="auto"/>
+        <w:jc w:val="both"/>
+        <w:rPr>
+          <w:rFonts w:ascii="Times New Roman" w:hAnsi="Times New Roman" w:cs="Times New Roman"/>
+        </w:rPr>
+      </w:pPr>
+    </w:p>
+    <w:p>
+      <w:pPr>
+        <w:pStyle w:val="ListParagraph"/>
+        <w:numPr>
+          <w:ilvl w:val="0"/>
+          <w:numId w:val="4"/>
+        </w:numPr>
+        <w:spacing w:line="240" w:lineRule="auto"/>
+        <w:jc w:val="both"/>
+        <w:rPr>
+          <w:rFonts w:ascii="Times New Roman" w:hAnsi="Times New Roman" w:cs="Times New Roman"/>
+        </w:rPr>
+      </w:pPr>
+      <w:r>
+        <w:rPr>
+          <w:rFonts w:ascii="Times New Roman" w:hAnsi="Times New Roman" w:cs="Times New Roman"/>
+        </w:rPr>
+        <w:lastRenderedPageBreak/>
+        <w:t>Results</w:t>
+      </w:r>
+    </w:p>
+    <w:p>
+      <w:pPr>
+        <w:spacing w:line="240" w:lineRule="auto"/>
+        <w:jc w:val="both"/>
+        <w:rPr>
+          <w:rFonts w:ascii="Times New Roman" w:hAnsi="Times New Roman" w:cs="Times New Roman"/>
+        </w:rPr>
+      </w:pPr>
+      <w:r>
+        <w:rPr>
+          <w:rFonts w:ascii="Times New Roman" w:hAnsi="Times New Roman" w:cs="Times New Roman"/>
+        </w:rPr>
+        <w:t xml:space="preserve">The results will go experiment by experiment. </w:t>
+      </w:r>
+    </w:p>
+    <w:p>
+      <w:pPr>
+        <w:pStyle w:val="ListParagraph"/>
+        <w:numPr>
+          <w:ilvl w:val="0"/>
+          <w:numId w:val="7"/>
+        </w:numPr>
+        <w:spacing w:line="240" w:lineRule="auto"/>
+        <w:jc w:val="both"/>
+        <w:rPr>
+          <w:rFonts w:ascii="Times New Roman" w:hAnsi="Times New Roman" w:cs="Times New Roman"/>
+        </w:rPr>
+      </w:pPr>
+      <w:r>
+        <w:rPr>
+          <w:rFonts w:ascii="Times New Roman" w:hAnsi="Times New Roman" w:cs="Times New Roman"/>
+        </w:rPr>
+        <w:t xml:space="preserve">The plot </w:t>
+      </w:r>
+      <w:r>
+        <w:rPr>
+          <w:rFonts w:ascii="Times New Roman" w:hAnsi="Times New Roman" w:cs="Times New Roman"/>
+        </w:rPr>
+        <w:t xml:space="preserve">for the first experiment </w:t>
+      </w:r>
+      <w:r>
+        <w:rPr>
+          <w:rFonts w:ascii="Times New Roman" w:hAnsi="Times New Roman" w:cs="Times New Roman"/>
+        </w:rPr>
+        <w:t xml:space="preserve">created in </w:t>
+      </w:r>
+      <w:r>
+        <w:rPr>
+          <w:rFonts w:ascii="Times New Roman" w:hAnsi="Times New Roman" w:cs="Times New Roman"/>
+        </w:rPr>
+        <w:t xml:space="preserve">a Visual Studio Code </w:t>
+      </w:r>
+      <w:proofErr w:type="spellStart"/>
+      <w:r>
+        <w:rPr>
+          <w:rFonts w:ascii="Times New Roman" w:hAnsi="Times New Roman" w:cs="Times New Roman"/>
+        </w:rPr>
+        <w:t>Jupyter</w:t>
+      </w:r>
+      <w:proofErr w:type="spellEnd"/>
+      <w:r>
+        <w:rPr>
+          <w:rFonts w:ascii="Times New Roman" w:hAnsi="Times New Roman" w:cs="Times New Roman"/>
+        </w:rPr>
+        <w:t xml:space="preserve"> Notebook</w:t>
+      </w:r>
+      <w:r>
+        <w:rPr>
+          <w:rFonts w:ascii="Times New Roman" w:hAnsi="Times New Roman" w:cs="Times New Roman"/>
+        </w:rPr>
+        <w:t xml:space="preserve"> </w:t>
+      </w:r>
+      <w:r>
+        <w:rPr>
+          <w:rFonts w:ascii="Times New Roman" w:hAnsi="Times New Roman" w:cs="Times New Roman"/>
+        </w:rPr>
+        <w:t>is shown below:</w:t>
+      </w:r>
+      <w:r>
+        <w:rPr>
+          <w:rFonts w:ascii="Times New Roman" w:hAnsi="Times New Roman" w:cs="Times New Roman"/>
+        </w:rPr>
+        <w:t xml:space="preserve"> </w:t>
+      </w:r>
+      <w:r>
+        <w:rPr>
+          <w:rFonts w:ascii="Times New Roman" w:hAnsi="Times New Roman" w:cs="Times New Roman"/>
+          <w:noProof/>
+        </w:rPr>
+        <w:drawing>
+          <wp:inline distT="0" distB="0" distL="0" distR="0" wp14:anchorId="6FAA0DB2" wp14:editId="58100EC1">
+            <wp:extent cx="5943600" cy="3797935"/>
+            <wp:effectExtent l="0" t="0" r="0" b="0"/>
+            <wp:docPr id="1489918498" name="Picture 1"/>
+            <wp:cNvGraphicFramePr>
+              <a:graphicFrameLocks xmlns:a="http://schemas.openxmlformats.org/drawingml/2006/main" noChangeAspect="1"/>
+            </wp:cNvGraphicFramePr>
+            <a:graphic xmlns:a="http://schemas.openxmlformats.org/drawingml/2006/main">
+              <a:graphicData uri="http://schemas.openxmlformats.org/drawingml/2006/picture">
+                <pic:pic xmlns:pic="http://schemas.openxmlformats.org/drawingml/2006/picture">
+                  <pic:nvPicPr>
+                    <pic:cNvPr id="1489918498" name=""/>
+                    <pic:cNvPicPr/>
+                  </pic:nvPicPr>
+                  <pic:blipFill>
+                    <a:blip r:embed="rId6"/>
+                    <a:stretch>
+                      <a:fillRect/>
+                    </a:stretch>
+                  </pic:blipFill>
+                  <pic:spPr>
+                    <a:xfrm>
+                      <a:off x="0" y="0"/>
+                      <a:ext cx="5943600" cy="3797935"/>
+                    </a:xfrm>
+                    <a:prstGeom prst="rect">
+                      <a:avLst/>
+                    </a:prstGeom>
+                  </pic:spPr>
+                </pic:pic>
+              </a:graphicData>
+            </a:graphic>
+          </wp:inline>
+        </w:drawing>
+      </w:r>
+    </w:p>
+    <w:p>
+      <w:pPr>
+        <w:spacing w:line="240" w:lineRule="auto"/>
+        <w:ind w:left="360"/>
+        <w:jc w:val="both"/>
+        <w:rPr>
+          <w:rFonts w:ascii="Times New Roman" w:hAnsi="Times New Roman" w:cs="Times New Roman"/>
+        </w:rPr>
+      </w:pPr>
+      <w:r>
+        <w:rPr>
+          <w:rFonts w:ascii="Times New Roman" w:hAnsi="Times New Roman" w:cs="Times New Roman"/>
+        </w:rPr>
+        <w:t xml:space="preserve">The small angle approximation </w:t>
+      </w:r>
+      <w:r>
+        <w:rPr>
+          <w:rFonts w:ascii="Times New Roman" w:hAnsi="Times New Roman" w:cs="Times New Roman"/>
+        </w:rPr>
+        <w:t xml:space="preserve">had an RMS error of 0.11 seconds. The Velocity </w:t>
+      </w:r>
+      <w:proofErr w:type="spellStart"/>
+      <w:r>
+        <w:rPr>
+          <w:rFonts w:ascii="Times New Roman" w:hAnsi="Times New Roman" w:cs="Times New Roman"/>
+        </w:rPr>
+        <w:t>Verlet</w:t>
+      </w:r>
+      <w:proofErr w:type="spellEnd"/>
+      <w:r>
+        <w:rPr>
+          <w:rFonts w:ascii="Times New Roman" w:hAnsi="Times New Roman" w:cs="Times New Roman"/>
+        </w:rPr>
+        <w:t xml:space="preserve"> had an error of 0.02 seconds.</w:t>
+      </w:r>
+      <w:r>
+        <w:rPr>
+          <w:rFonts w:ascii="Times New Roman" w:hAnsi="Times New Roman" w:cs="Times New Roman"/>
+        </w:rPr>
+        <w:t xml:space="preserve"> This is a factor of about 6 which is massive. </w:t>
+      </w:r>
+      <w:r>
+        <w:rPr>
+          <w:rFonts w:ascii="Times New Roman" w:hAnsi="Times New Roman" w:cs="Times New Roman"/>
+        </w:rPr>
+        <w:t xml:space="preserve">The mean absolute percentage error for the small angle approx. was 4.32% and the Velocity </w:t>
+      </w:r>
+      <w:proofErr w:type="spellStart"/>
+      <w:r>
+        <w:rPr>
+          <w:rFonts w:ascii="Times New Roman" w:hAnsi="Times New Roman" w:cs="Times New Roman"/>
+        </w:rPr>
+        <w:t>Verlet</w:t>
+      </w:r>
+      <w:proofErr w:type="spellEnd"/>
+      <w:r>
+        <w:rPr>
+          <w:rFonts w:ascii="Times New Roman" w:hAnsi="Times New Roman" w:cs="Times New Roman"/>
+        </w:rPr>
+        <w:t xml:space="preserve"> was </w:t>
+      </w:r>
+      <w:r>
+        <w:rPr>
+          <w:rFonts w:ascii="Times New Roman" w:hAnsi="Times New Roman" w:cs="Times New Roman"/>
+        </w:rPr>
+        <w:t xml:space="preserve">0.75%. </w:t>
+      </w:r>
+    </w:p>
+    <w:p>
+      <w:pPr>
+        <w:spacing w:line="240" w:lineRule="auto"/>
+        <w:ind w:left="360"/>
+        <w:jc w:val="both"/>
+        <w:rPr>
+          <w:rFonts w:ascii="Times New Roman" w:hAnsi="Times New Roman" w:cs="Times New Roman"/>
+        </w:rPr>
+      </w:pPr>
+    </w:p>
+    <w:p>
+      <w:pPr>
+        <w:spacing w:line="240" w:lineRule="auto"/>
+        <w:ind w:left="360"/>
+        <w:jc w:val="both"/>
+        <w:rPr>
+          <w:rFonts w:ascii="Times New Roman" w:hAnsi="Times New Roman" w:cs="Times New Roman"/>
+        </w:rPr>
+      </w:pPr>
+    </w:p>
+    <w:p>
+      <w:pPr>
+        <w:spacing w:line="240" w:lineRule="auto"/>
+        <w:ind w:left="360"/>
+        <w:jc w:val="both"/>
+        <w:rPr>
+          <w:rFonts w:ascii="Times New Roman" w:hAnsi="Times New Roman" w:cs="Times New Roman"/>
+        </w:rPr>
+      </w:pPr>
+    </w:p>
+    <w:p>
+      <w:pPr>
+        <w:spacing w:line="240" w:lineRule="auto"/>
+        <w:ind w:left="360"/>
+        <w:jc w:val="both"/>
+        <w:rPr>
+          <w:rFonts w:ascii="Times New Roman" w:hAnsi="Times New Roman" w:cs="Times New Roman"/>
+        </w:rPr>
+      </w:pPr>
+    </w:p>
+    <w:p>
+      <w:pPr>
+        <w:spacing w:line="240" w:lineRule="auto"/>
+        <w:ind w:left="360"/>
+        <w:jc w:val="both"/>
+        <w:rPr>
+          <w:rFonts w:ascii="Times New Roman" w:hAnsi="Times New Roman" w:cs="Times New Roman"/>
+        </w:rPr>
+      </w:pPr>
+    </w:p>
+    <w:p>
+      <w:pPr>
+        <w:spacing w:line="240" w:lineRule="auto"/>
+        <w:ind w:left="360"/>
+        <w:jc w:val="both"/>
+        <w:rPr>
+          <w:rFonts w:ascii="Times New Roman" w:hAnsi="Times New Roman" w:cs="Times New Roman"/>
+        </w:rPr>
+      </w:pPr>
+    </w:p>
+    <w:p>
+      <w:pPr>
+        <w:spacing w:line="240" w:lineRule="auto"/>
+        <w:ind w:left="360"/>
+        <w:jc w:val="both"/>
+        <w:rPr>
+          <w:rFonts w:ascii="Times New Roman" w:hAnsi="Times New Roman" w:cs="Times New Roman"/>
+        </w:rPr>
+      </w:pPr>
+    </w:p>
+    <w:p>
+      <w:pPr>
+        <w:spacing w:line="240" w:lineRule="auto"/>
+        <w:ind w:left="360"/>
+        <w:jc w:val="both"/>
+        <w:rPr>
+          <w:rFonts w:ascii="Times New Roman" w:hAnsi="Times New Roman" w:cs="Times New Roman"/>
+        </w:rPr>
+      </w:pPr>
+    </w:p>
+    <w:p>
+      <w:pPr>
+        <w:spacing w:line="240" w:lineRule="auto"/>
+        <w:ind w:left="360"/>
+        <w:jc w:val="both"/>
+        <w:rPr>
+          <w:rFonts w:ascii="Times New Roman" w:hAnsi="Times New Roman" w:cs="Times New Roman"/>
+        </w:rPr>
+      </w:pPr>
+    </w:p>
+    <w:p>
+      <w:pPr>
+        <w:spacing w:line="240" w:lineRule="auto"/>
+        <w:ind w:left="360"/>
+        <w:jc w:val="both"/>
+        <w:rPr>
+          <w:rFonts w:ascii="Times New Roman" w:hAnsi="Times New Roman" w:cs="Times New Roman"/>
+        </w:rPr>
+      </w:pPr>
+    </w:p>
+    <w:p>
+      <w:pPr>
+        <w:pStyle w:val="ListParagraph"/>
+        <w:numPr>
+          <w:ilvl w:val="0"/>
+          <w:numId w:val="7"/>
+        </w:numPr>
+        <w:spacing w:line="240" w:lineRule="auto"/>
+        <w:jc w:val="both"/>
+        <w:rPr>
+          <w:rFonts w:ascii="Times New Roman" w:hAnsi="Times New Roman" w:cs="Times New Roman"/>
+        </w:rPr>
+      </w:pPr>
+      <w:r>
+        <w:rPr>
+          <w:rFonts w:ascii="Times New Roman" w:hAnsi="Times New Roman" w:cs="Times New Roman"/>
+        </w:rPr>
+        <w:lastRenderedPageBreak/>
+        <w:t>The plot for the second experiment yielded this graph</w:t>
+      </w:r>
+      <w:r>
+        <w:rPr>
+          <w:rFonts w:ascii="Times New Roman" w:hAnsi="Times New Roman" w:cs="Times New Roman"/>
+        </w:rPr>
+        <w:t xml:space="preserve">: </w:t>
+      </w:r>
+    </w:p>
+    <w:p>
+      <w:pPr>
+        <w:spacing w:line="240" w:lineRule="auto"/>
+        <w:jc w:val="both"/>
+        <w:rPr>
+          <w:rFonts w:ascii="Times New Roman" w:hAnsi="Times New Roman" w:cs="Times New Roman"/>
+        </w:rPr>
+      </w:pPr>
+      <w:r>
+        <w:rPr>
+          <w:rFonts w:ascii="Times New Roman" w:hAnsi="Times New Roman" w:cs="Times New Roman"/>
+          <w:noProof/>
+        </w:rPr>
+        <w:drawing>
+          <wp:inline distT="0" distB="0" distL="0" distR="0" wp14:anchorId="508F9C57" wp14:editId="5D0A311C">
+            <wp:extent cx="5943600" cy="3707765"/>
+            <wp:effectExtent l="0" t="0" r="0" b="6985"/>
+            <wp:docPr id="1533230541" name="Picture 1"/>
+            <wp:cNvGraphicFramePr>
+              <a:graphicFrameLocks xmlns:a="http://schemas.openxmlformats.org/drawingml/2006/main" noChangeAspect="1"/>
+            </wp:cNvGraphicFramePr>
+            <a:graphic xmlns:a="http://schemas.openxmlformats.org/drawingml/2006/main">
+              <a:graphicData uri="http://schemas.openxmlformats.org/drawingml/2006/picture">
+                <pic:pic xmlns:pic="http://schemas.openxmlformats.org/drawingml/2006/picture">
+                  <pic:nvPicPr>
+                    <pic:cNvPr id="1533230541" name=""/>
+                    <pic:cNvPicPr/>
+                  </pic:nvPicPr>
+                  <pic:blipFill>
+                    <a:blip r:embed="rId7"/>
+                    <a:stretch>
+                      <a:fillRect/>
+                    </a:stretch>
+                  </pic:blipFill>
+                  <pic:spPr>
+                    <a:xfrm>
+                      <a:off x="0" y="0"/>
+                      <a:ext cx="5943600" cy="3707765"/>
+                    </a:xfrm>
+                    <a:prstGeom prst="rect">
+                      <a:avLst/>
+                    </a:prstGeom>
+                  </pic:spPr>
+                </pic:pic>
+              </a:graphicData>
+            </a:graphic>
+          </wp:inline>
+        </w:drawing>
+      </w:r>
+    </w:p>
+    <w:p>
+      <w:pPr>
+        <w:spacing w:line="240" w:lineRule="auto"/>
+        <w:jc w:val="both"/>
+        <w:rPr>
+          <w:rFonts w:ascii="Times New Roman" w:hAnsi="Times New Roman" w:cs="Times New Roman"/>
+        </w:rPr>
+      </w:pPr>
+      <w:r>
+        <w:rPr>
+          <w:rFonts w:ascii="Times New Roman" w:hAnsi="Times New Roman" w:cs="Times New Roman"/>
+        </w:rPr>
+        <w:t>The small angle (10 degrees)</w:t>
+      </w:r>
+      <w:r>
+        <w:rPr>
+          <w:rFonts w:ascii="Times New Roman" w:hAnsi="Times New Roman" w:cs="Times New Roman"/>
+        </w:rPr>
+        <w:t xml:space="preserve"> period squared vs length graph using the small angle approx. </w:t>
+      </w:r>
+      <w:r>
+        <w:rPr>
+          <w:rFonts w:ascii="Times New Roman" w:hAnsi="Times New Roman" w:cs="Times New Roman"/>
+        </w:rPr>
+        <w:t>yielded an RMS error of 0.0</w:t>
+      </w:r>
+      <w:r>
+        <w:rPr>
+          <w:rFonts w:ascii="Times New Roman" w:hAnsi="Times New Roman" w:cs="Times New Roman"/>
+        </w:rPr>
+        <w:t xml:space="preserve">16s. The velocity </w:t>
+      </w:r>
+      <w:proofErr w:type="spellStart"/>
+      <w:r>
+        <w:rPr>
+          <w:rFonts w:ascii="Times New Roman" w:hAnsi="Times New Roman" w:cs="Times New Roman"/>
+        </w:rPr>
+        <w:t>verlet</w:t>
+      </w:r>
+      <w:proofErr w:type="spellEnd"/>
+      <w:r>
+        <w:rPr>
+          <w:rFonts w:ascii="Times New Roman" w:hAnsi="Times New Roman" w:cs="Times New Roman"/>
+        </w:rPr>
+        <w:t xml:space="preserve"> for the small angle showed an RMS error of 0.016s</w:t>
+      </w:r>
+      <w:r>
+        <w:rPr>
+          <w:rFonts w:ascii="Times New Roman" w:hAnsi="Times New Roman" w:cs="Times New Roman"/>
+        </w:rPr>
+        <w:t>.</w:t>
+      </w:r>
+    </w:p>
+    <w:p>
+      <w:pPr>
+        <w:spacing w:line="240" w:lineRule="auto"/>
+        <w:jc w:val="both"/>
+        <w:rPr>
+          <w:rFonts w:ascii="Times New Roman" w:hAnsi="Times New Roman" w:cs="Times New Roman"/>
+        </w:rPr>
+      </w:pPr>
+      <w:r>
+        <w:rPr>
+          <w:rFonts w:ascii="Times New Roman" w:hAnsi="Times New Roman" w:cs="Times New Roman"/>
+        </w:rPr>
+        <w:t>The large angle (60 degrees) period squared vs length graph using the small angle approx. yielded an RMS error of 0.</w:t>
+      </w:r>
+      <w:r>
+        <w:rPr>
+          <w:rFonts w:ascii="Times New Roman" w:hAnsi="Times New Roman" w:cs="Times New Roman"/>
+        </w:rPr>
+        <w:t>115</w:t>
+      </w:r>
+      <w:r>
+        <w:rPr>
+          <w:rFonts w:ascii="Times New Roman" w:hAnsi="Times New Roman" w:cs="Times New Roman"/>
+        </w:rPr>
+        <w:t xml:space="preserve">s. The velocity </w:t>
+      </w:r>
+      <w:proofErr w:type="spellStart"/>
+      <w:r>
+        <w:rPr>
+          <w:rFonts w:ascii="Times New Roman" w:hAnsi="Times New Roman" w:cs="Times New Roman"/>
+        </w:rPr>
+        <w:t>verlet</w:t>
+      </w:r>
+      <w:proofErr w:type="spellEnd"/>
+      <w:r>
+        <w:rPr>
+          <w:rFonts w:ascii="Times New Roman" w:hAnsi="Times New Roman" w:cs="Times New Roman"/>
+        </w:rPr>
+        <w:t xml:space="preserve"> for the </w:t>
+      </w:r>
+      <w:r>
+        <w:rPr>
+          <w:rFonts w:ascii="Times New Roman" w:hAnsi="Times New Roman" w:cs="Times New Roman"/>
+        </w:rPr>
+        <w:t>large</w:t>
+      </w:r>
+      <w:r>
+        <w:rPr>
+          <w:rFonts w:ascii="Times New Roman" w:hAnsi="Times New Roman" w:cs="Times New Roman"/>
+        </w:rPr>
+        <w:t xml:space="preserve"> angle showed an RMS error of 0.</w:t>
+      </w:r>
+      <w:r>
+        <w:rPr>
+          <w:rFonts w:ascii="Times New Roman" w:hAnsi="Times New Roman" w:cs="Times New Roman"/>
+        </w:rPr>
+        <w:t>017</w:t>
+      </w:r>
+      <w:r>
+        <w:rPr>
+          <w:rFonts w:ascii="Times New Roman" w:hAnsi="Times New Roman" w:cs="Times New Roman"/>
+        </w:rPr>
+        <w:t>s.</w:t>
+      </w:r>
+    </w:p>
+    <w:p>
+      <w:pPr>
+        <w:spacing w:line="240" w:lineRule="auto"/>
+        <w:jc w:val="both"/>
+        <w:rPr>
+          <w:rFonts w:ascii="Times New Roman" w:hAnsi="Times New Roman" w:cs="Times New Roman"/>
+        </w:rPr>
+      </w:pPr>
+      <w:r>
+        <w:rPr>
+          <w:rFonts w:ascii="Times New Roman" w:hAnsi="Times New Roman" w:cs="Times New Roman"/>
+        </w:rPr>
+        <w:t xml:space="preserve">These are profound numbers </w:t>
+      </w:r>
+      <w:r>
+        <w:rPr>
+          <w:rFonts w:ascii="Times New Roman" w:hAnsi="Times New Roman" w:cs="Times New Roman"/>
+        </w:rPr>
+        <w:t>due to their show that the small angle approximation is obviously not good at large angles.</w:t>
+      </w:r>
+    </w:p>
+    <w:p>
+      <w:pPr>
+        <w:spacing w:line="240" w:lineRule="auto"/>
+        <w:jc w:val="both"/>
+        <w:rPr>
+          <w:rFonts w:ascii="Times New Roman" w:hAnsi="Times New Roman" w:cs="Times New Roman"/>
+        </w:rPr>
+      </w:pPr>
+    </w:p>
+    <w:p>
+      <w:pPr>
+        <w:spacing w:line="240" w:lineRule="auto"/>
+        <w:jc w:val="both"/>
+        <w:rPr>
+          <w:rFonts w:ascii="Times New Roman" w:hAnsi="Times New Roman" w:cs="Times New Roman"/>
+        </w:rPr>
+      </w:pPr>
+    </w:p>
+    <w:p>
+      <w:pPr>
+        <w:spacing w:line="240" w:lineRule="auto"/>
+        <w:jc w:val="both"/>
+        <w:rPr>
+          <w:rFonts w:ascii="Times New Roman" w:hAnsi="Times New Roman" w:cs="Times New Roman"/>
+        </w:rPr>
+      </w:pPr>
+    </w:p>
+    <w:p>
+      <w:pPr>
+        <w:spacing w:line="240" w:lineRule="auto"/>
+        <w:jc w:val="both"/>
+        <w:rPr>
+          <w:rFonts w:ascii="Times New Roman" w:hAnsi="Times New Roman" w:cs="Times New Roman"/>
+        </w:rPr>
+      </w:pPr>
+    </w:p>
+    <w:p>
+      <w:pPr>
+        <w:spacing w:line="240" w:lineRule="auto"/>
+        <w:jc w:val="both"/>
+        <w:rPr>
+          <w:rFonts w:ascii="Times New Roman" w:hAnsi="Times New Roman" w:cs="Times New Roman"/>
+        </w:rPr>
+      </w:pPr>
+    </w:p>
+    <w:p>
+      <w:pPr>
+        <w:spacing w:line="240" w:lineRule="auto"/>
+        <w:jc w:val="both"/>
+        <w:rPr>
+          <w:rFonts w:ascii="Times New Roman" w:hAnsi="Times New Roman" w:cs="Times New Roman"/>
+        </w:rPr>
+      </w:pPr>
+    </w:p>
+    <w:p>
+      <w:pPr>
+        <w:spacing w:line="240" w:lineRule="auto"/>
+        <w:jc w:val="both"/>
+        <w:rPr>
+          <w:rFonts w:ascii="Times New Roman" w:hAnsi="Times New Roman" w:cs="Times New Roman"/>
+        </w:rPr>
+      </w:pPr>
+    </w:p>
+    <w:p>
+      <w:pPr>
+        <w:spacing w:line="240" w:lineRule="auto"/>
+        <w:jc w:val="both"/>
+        <w:rPr>
+          <w:rFonts w:ascii="Times New Roman" w:hAnsi="Times New Roman" w:cs="Times New Roman"/>
+        </w:rPr>
+      </w:pPr>
+    </w:p>
+    <w:p>
+      <w:pPr>
+        <w:spacing w:line="240" w:lineRule="auto"/>
+        <w:jc w:val="both"/>
+        <w:rPr>
+          <w:rFonts w:ascii="Times New Roman" w:hAnsi="Times New Roman" w:cs="Times New Roman"/>
+        </w:rPr>
+      </w:pPr>
+    </w:p>
+    <w:p>
+      <w:pPr>
+        <w:spacing w:line="240" w:lineRule="auto"/>
+        <w:jc w:val="both"/>
+        <w:rPr>
+          <w:rFonts w:ascii="Times New Roman" w:hAnsi="Times New Roman" w:cs="Times New Roman"/>
+        </w:rPr>
+      </w:pPr>
+    </w:p>
+    <w:p>
+      <w:pPr>
+        <w:pStyle w:val="ListParagraph"/>
+        <w:numPr>
+          <w:ilvl w:val="0"/>
+          <w:numId w:val="7"/>
+        </w:numPr>
+        <w:spacing w:line="240" w:lineRule="auto"/>
+        <w:jc w:val="both"/>
+        <w:rPr>
+          <w:rFonts w:ascii="Times New Roman" w:hAnsi="Times New Roman" w:cs="Times New Roman"/>
+        </w:rPr>
+      </w:pPr>
+      <w:r>
+        <w:rPr>
+          <w:rFonts w:ascii="Times New Roman" w:hAnsi="Times New Roman" w:cs="Times New Roman"/>
+        </w:rPr>
+        <w:lastRenderedPageBreak/>
+        <w:t xml:space="preserve">The plot for the calculation of the gravitational constant on earth yielded a graph like this: </w:t>
+      </w:r>
+      <w:r>
+        <w:rPr>
+          <w:rFonts w:ascii="Times New Roman" w:hAnsi="Times New Roman" w:cs="Times New Roman"/>
+          <w:noProof/>
+        </w:rPr>
+        <w:drawing>
+          <wp:inline distT="0" distB="0" distL="0" distR="0" wp14:anchorId="28217CBC" wp14:editId="21AA8E06">
+            <wp:extent cx="5943600" cy="4244975"/>
+            <wp:effectExtent l="0" t="0" r="0" b="3175"/>
+            <wp:docPr id="2039225820" name="Picture 1"/>
+            <wp:cNvGraphicFramePr>
+              <a:graphicFrameLocks xmlns:a="http://schemas.openxmlformats.org/drawingml/2006/main" noChangeAspect="1"/>
+            </wp:cNvGraphicFramePr>
+            <a:graphic xmlns:a="http://schemas.openxmlformats.org/drawingml/2006/main">
+              <a:graphicData uri="http://schemas.openxmlformats.org/drawingml/2006/picture">
+                <pic:pic xmlns:pic="http://schemas.openxmlformats.org/drawingml/2006/picture">
+                  <pic:nvPicPr>
+                    <pic:cNvPr id="2039225820" name=""/>
+                    <pic:cNvPicPr/>
+                  </pic:nvPicPr>
+                  <pic:blipFill>
+                    <a:blip r:embed="rId8"/>
+                    <a:stretch>
+                      <a:fillRect/>
+                    </a:stretch>
+                  </pic:blipFill>
+                  <pic:spPr>
+                    <a:xfrm>
+                      <a:off x="0" y="0"/>
+                      <a:ext cx="5943600" cy="4244975"/>
+                    </a:xfrm>
+                    <a:prstGeom prst="rect">
+                      <a:avLst/>
+                    </a:prstGeom>
+                  </pic:spPr>
+                </pic:pic>
+              </a:graphicData>
+            </a:graphic>
+          </wp:inline>
+        </w:drawing>
+      </w:r>
+    </w:p>
+    <w:p>
+      <w:pPr>
+        <w:spacing w:line="240" w:lineRule="auto"/>
+        <w:jc w:val="both"/>
+        <w:rPr>
+          <w:rFonts w:ascii="Times New Roman" w:hAnsi="Times New Roman" w:cs="Times New Roman"/>
+        </w:rPr>
+      </w:pPr>
+    </w:p>
+    <w:p>
+      <w:pPr>
+        <w:spacing w:line="240" w:lineRule="auto"/>
+        <w:jc w:val="both"/>
+        <w:rPr>
+          <w:rFonts w:ascii="Times New Roman" w:hAnsi="Times New Roman" w:cs="Times New Roman"/>
+        </w:rPr>
+      </w:pPr>
     </w:p>
     <w:sectPr>
       <w:pgSz w:w="12240" w:h="15840"/>
@@ -321,6 +1438,95 @@
 <file path=word/numbering.xml><?xml version="1.0" encoding="utf-8"?>
 <w:numbering xmlns:wpc="http://schemas.microsoft.com/office/word/2010/wordprocessingCanvas" xmlns:cx="http://schemas.microsoft.com/office/drawing/2014/chartex" xmlns:cx1="http://schemas.microsoft.com/office/drawing/2015/9/8/chartex" xmlns:cx2="http://schemas.microsoft.com/office/drawing/2015/10/21/chartex" xmlns:cx3="http://schemas.microsoft.com/office/drawing/2016/5/9/chartex" xmlns:cx4="http://schemas.microsoft.com/office/drawing/2016/5/10/chartex" xmlns:cx5="http://schemas.microsoft.com/office/drawing/2016/5/11/chartex" xmlns:cx6="http://schemas.microsoft.com/office/drawing/2016/5/12/chartex" xmlns:cx7="http://schemas.microsoft.com/office/drawing/2016/5/13/chartex" xmlns:cx8="http://schemas.microsoft.com/office/drawing/2016/5/14/chartex" xmlns:mc="http://schemas.openxmlformats.org/markup-compatibility/2006" xmlns:aink="http://schemas.microsoft.com/office/drawing/2016/ink" xmlns:am3d="http://schemas.microsoft.com/office/drawing/2017/model3d" xmlns:o="urn:schemas-microsoft-com:office:office" xmlns:oel="http://schemas.microsoft.com/office/2019/extlst" xmlns:r="http://schemas.openxmlformats.org/officeDocument/2006/relationships" xmlns:m="http://schemas.openxmlformats.org/officeDocument/2006/math" xmlns:v="urn:schemas-microsoft-com:vml" xmlns:wp14="http://schemas.microsoft.com/office/word/2010/wordprocessingDrawing" xmlns:wp="http://schemas.openxmlformats.org/drawingml/2006/wordprocessingDrawing" xmlns:w10="urn:schemas-microsoft-com:office:word" xmlns:w="http://schemas.openxmlformats.org/wordprocessingml/2006/main" xmlns:w14="http://schemas.microsoft.com/office/word/2010/wordml" xmlns:w15="http://schemas.microsoft.com/office/word/2012/wordml" xmlns:w16cex="http://schemas.microsoft.com/office/word/2018/wordml/cex" xmlns:w16cid="http://schemas.microsoft.com/office/word/2016/wordml/cid" xmlns:w16="http://schemas.microsoft.com/office/word/2018/wordml" xmlns:w16du="http://schemas.microsoft.com/office/word/2023/wordml/word16du" xmlns:w16sdtdh="http://schemas.microsoft.com/office/word/2020/wordml/sdtdatahash" xmlns:w16sdtfl="http://schemas.microsoft.com/office/word/2024/wordml/sdtformatlock" xmlns:w16se="http://schemas.microsoft.com/office/word/2015/wordml/symex" xmlns:wpg="http://schemas.microsoft.com/office/word/2010/wordprocessingGroup" xmlns:wpi="http://schemas.microsoft.com/office/word/2010/wordprocessingInk" xmlns:wne="http://schemas.microsoft.com/office/word/2006/wordml" xmlns:wps="http://schemas.microsoft.com/office/word/2010/wordprocessingShape" mc:Ignorable="w14 w15 w16se w16cid w16 w16cex w16sdtdh w16sdtfl w16du wp14">
   <w:abstractNum w:abstractNumId="0" w15:restartNumberingAfterBreak="0">
+    <w:nsid w:val="237E4FC6"/>
+    <w:multiLevelType w:val="hybridMultilevel"/>
+    <w:tmpl w:val="5532B714"/>
+    <w:lvl w:ilvl="0" w:tplc="04090015">
+      <w:start w:val="1"/>
+      <w:numFmt w:val="upperLetter"/>
+      <w:lvlText w:val="%1."/>
+      <w:lvlJc w:val="left"/>
+      <w:pPr>
+        <w:ind w:left="720" w:hanging="360"/>
+      </w:pPr>
+      <w:rPr>
+        <w:rFonts w:hint="default"/>
+      </w:rPr>
+    </w:lvl>
+    <w:lvl w:ilvl="1" w:tplc="04090019" w:tentative="1">
+      <w:start w:val="1"/>
+      <w:numFmt w:val="lowerLetter"/>
+      <w:lvlText w:val="%2."/>
+      <w:lvlJc w:val="left"/>
+      <w:pPr>
+        <w:ind w:left="1440" w:hanging="360"/>
+      </w:pPr>
+    </w:lvl>
+    <w:lvl w:ilvl="2" w:tplc="0409001B" w:tentative="1">
+      <w:start w:val="1"/>
+      <w:numFmt w:val="lowerRoman"/>
+      <w:lvlText w:val="%3."/>
+      <w:lvlJc w:val="right"/>
+      <w:pPr>
+        <w:ind w:left="2160" w:hanging="180"/>
+      </w:pPr>
+    </w:lvl>
+    <w:lvl w:ilvl="3" w:tplc="0409000F" w:tentative="1">
+      <w:start w:val="1"/>
+      <w:numFmt w:val="decimal"/>
+      <w:lvlText w:val="%4."/>
+      <w:lvlJc w:val="left"/>
+      <w:pPr>
+        <w:ind w:left="2880" w:hanging="360"/>
+      </w:pPr>
+    </w:lvl>
+    <w:lvl w:ilvl="4" w:tplc="04090019" w:tentative="1">
+      <w:start w:val="1"/>
+      <w:numFmt w:val="lowerLetter"/>
+      <w:lvlText w:val="%5."/>
+      <w:lvlJc w:val="left"/>
+      <w:pPr>
+        <w:ind w:left="3600" w:hanging="360"/>
+      </w:pPr>
+    </w:lvl>
+    <w:lvl w:ilvl="5" w:tplc="0409001B" w:tentative="1">
+      <w:start w:val="1"/>
+      <w:numFmt w:val="lowerRoman"/>
+      <w:lvlText w:val="%6."/>
+      <w:lvlJc w:val="right"/>
+      <w:pPr>
+        <w:ind w:left="4320" w:hanging="180"/>
+      </w:pPr>
+    </w:lvl>
+    <w:lvl w:ilvl="6" w:tplc="0409000F" w:tentative="1">
+      <w:start w:val="1"/>
+      <w:numFmt w:val="decimal"/>
+      <w:lvlText w:val="%7."/>
+      <w:lvlJc w:val="left"/>
+      <w:pPr>
+        <w:ind w:left="5040" w:hanging="360"/>
+      </w:pPr>
+    </w:lvl>
+    <w:lvl w:ilvl="7" w:tplc="04090019" w:tentative="1">
+      <w:start w:val="1"/>
+      <w:numFmt w:val="lowerLetter"/>
+      <w:lvlText w:val="%8."/>
+      <w:lvlJc w:val="left"/>
+      <w:pPr>
+        <w:ind w:left="5760" w:hanging="360"/>
+      </w:pPr>
+    </w:lvl>
+    <w:lvl w:ilvl="8" w:tplc="0409001B" w:tentative="1">
+      <w:start w:val="1"/>
+      <w:numFmt w:val="lowerRoman"/>
+      <w:lvlText w:val="%9."/>
+      <w:lvlJc w:val="right"/>
+      <w:pPr>
+        <w:ind w:left="6480" w:hanging="180"/>
+      </w:pPr>
+    </w:lvl>
+  </w:abstractNum>
+  <w:abstractNum w:abstractNumId="1" w15:restartNumberingAfterBreak="0">
     <w:nsid w:val="27232C51"/>
     <w:multiLevelType w:val="hybridMultilevel"/>
     <w:tmpl w:val="DE84EBC6"/>
@@ -409,7 +1615,96 @@
       </w:pPr>
     </w:lvl>
   </w:abstractNum>
-  <w:abstractNum w:abstractNumId="1" w15:restartNumberingAfterBreak="0">
+  <w:abstractNum w:abstractNumId="2" w15:restartNumberingAfterBreak="0">
+    <w:nsid w:val="4D2B212E"/>
+    <w:multiLevelType w:val="hybridMultilevel"/>
+    <w:tmpl w:val="A6464792"/>
+    <w:lvl w:ilvl="0" w:tplc="D4041B4C">
+      <w:start w:val="1"/>
+      <w:numFmt w:val="upperRoman"/>
+      <w:lvlText w:val="%1."/>
+      <w:lvlJc w:val="left"/>
+      <w:pPr>
+        <w:ind w:left="1080" w:hanging="720"/>
+      </w:pPr>
+      <w:rPr>
+        <w:rFonts w:hint="default"/>
+      </w:rPr>
+    </w:lvl>
+    <w:lvl w:ilvl="1" w:tplc="04090019" w:tentative="1">
+      <w:start w:val="1"/>
+      <w:numFmt w:val="lowerLetter"/>
+      <w:lvlText w:val="%2."/>
+      <w:lvlJc w:val="left"/>
+      <w:pPr>
+        <w:ind w:left="1440" w:hanging="360"/>
+      </w:pPr>
+    </w:lvl>
+    <w:lvl w:ilvl="2" w:tplc="0409001B" w:tentative="1">
+      <w:start w:val="1"/>
+      <w:numFmt w:val="lowerRoman"/>
+      <w:lvlText w:val="%3."/>
+      <w:lvlJc w:val="right"/>
+      <w:pPr>
+        <w:ind w:left="2160" w:hanging="180"/>
+      </w:pPr>
+    </w:lvl>
+    <w:lvl w:ilvl="3" w:tplc="0409000F" w:tentative="1">
+      <w:start w:val="1"/>
+      <w:numFmt w:val="decimal"/>
+      <w:lvlText w:val="%4."/>
+      <w:lvlJc w:val="left"/>
+      <w:pPr>
+        <w:ind w:left="2880" w:hanging="360"/>
+      </w:pPr>
+    </w:lvl>
+    <w:lvl w:ilvl="4" w:tplc="04090019" w:tentative="1">
+      <w:start w:val="1"/>
+      <w:numFmt w:val="lowerLetter"/>
+      <w:lvlText w:val="%5."/>
+      <w:lvlJc w:val="left"/>
+      <w:pPr>
+        <w:ind w:left="3600" w:hanging="360"/>
+      </w:pPr>
+    </w:lvl>
+    <w:lvl w:ilvl="5" w:tplc="0409001B" w:tentative="1">
+      <w:start w:val="1"/>
+      <w:numFmt w:val="lowerRoman"/>
+      <w:lvlText w:val="%6."/>
+      <w:lvlJc w:val="right"/>
+      <w:pPr>
+        <w:ind w:left="4320" w:hanging="180"/>
+      </w:pPr>
+    </w:lvl>
+    <w:lvl w:ilvl="6" w:tplc="0409000F" w:tentative="1">
+      <w:start w:val="1"/>
+      <w:numFmt w:val="decimal"/>
+      <w:lvlText w:val="%7."/>
+      <w:lvlJc w:val="left"/>
+      <w:pPr>
+        <w:ind w:left="5040" w:hanging="360"/>
+      </w:pPr>
+    </w:lvl>
+    <w:lvl w:ilvl="7" w:tplc="04090019" w:tentative="1">
+      <w:start w:val="1"/>
+      <w:numFmt w:val="lowerLetter"/>
+      <w:lvlText w:val="%8."/>
+      <w:lvlJc w:val="left"/>
+      <w:pPr>
+        <w:ind w:left="5760" w:hanging="360"/>
+      </w:pPr>
+    </w:lvl>
+    <w:lvl w:ilvl="8" w:tplc="0409001B" w:tentative="1">
+      <w:start w:val="1"/>
+      <w:numFmt w:val="lowerRoman"/>
+      <w:lvlText w:val="%9."/>
+      <w:lvlJc w:val="right"/>
+      <w:pPr>
+        <w:ind w:left="6480" w:hanging="180"/>
+      </w:pPr>
+    </w:lvl>
+  </w:abstractNum>
+  <w:abstractNum w:abstractNumId="3" w15:restartNumberingAfterBreak="0">
     <w:nsid w:val="50521E54"/>
     <w:multiLevelType w:val="hybridMultilevel"/>
     <w:tmpl w:val="A37C4E10"/>
@@ -498,7 +1793,185 @@
       </w:pPr>
     </w:lvl>
   </w:abstractNum>
-  <w:abstractNum w:abstractNumId="2" w15:restartNumberingAfterBreak="0">
+  <w:abstractNum w:abstractNumId="4" w15:restartNumberingAfterBreak="0">
+    <w:nsid w:val="5765766A"/>
+    <w:multiLevelType w:val="hybridMultilevel"/>
+    <w:tmpl w:val="1FE62946"/>
+    <w:lvl w:ilvl="0" w:tplc="0409000F">
+      <w:start w:val="1"/>
+      <w:numFmt w:val="decimal"/>
+      <w:lvlText w:val="%1."/>
+      <w:lvlJc w:val="left"/>
+      <w:pPr>
+        <w:ind w:left="720" w:hanging="360"/>
+      </w:pPr>
+      <w:rPr>
+        <w:rFonts w:hint="default"/>
+      </w:rPr>
+    </w:lvl>
+    <w:lvl w:ilvl="1" w:tplc="04090019" w:tentative="1">
+      <w:start w:val="1"/>
+      <w:numFmt w:val="lowerLetter"/>
+      <w:lvlText w:val="%2."/>
+      <w:lvlJc w:val="left"/>
+      <w:pPr>
+        <w:ind w:left="1440" w:hanging="360"/>
+      </w:pPr>
+    </w:lvl>
+    <w:lvl w:ilvl="2" w:tplc="0409001B" w:tentative="1">
+      <w:start w:val="1"/>
+      <w:numFmt w:val="lowerRoman"/>
+      <w:lvlText w:val="%3."/>
+      <w:lvlJc w:val="right"/>
+      <w:pPr>
+        <w:ind w:left="2160" w:hanging="180"/>
+      </w:pPr>
+    </w:lvl>
+    <w:lvl w:ilvl="3" w:tplc="0409000F" w:tentative="1">
+      <w:start w:val="1"/>
+      <w:numFmt w:val="decimal"/>
+      <w:lvlText w:val="%4."/>
+      <w:lvlJc w:val="left"/>
+      <w:pPr>
+        <w:ind w:left="2880" w:hanging="360"/>
+      </w:pPr>
+    </w:lvl>
+    <w:lvl w:ilvl="4" w:tplc="04090019" w:tentative="1">
+      <w:start w:val="1"/>
+      <w:numFmt w:val="lowerLetter"/>
+      <w:lvlText w:val="%5."/>
+      <w:lvlJc w:val="left"/>
+      <w:pPr>
+        <w:ind w:left="3600" w:hanging="360"/>
+      </w:pPr>
+    </w:lvl>
+    <w:lvl w:ilvl="5" w:tplc="0409001B" w:tentative="1">
+      <w:start w:val="1"/>
+      <w:numFmt w:val="lowerRoman"/>
+      <w:lvlText w:val="%6."/>
+      <w:lvlJc w:val="right"/>
+      <w:pPr>
+        <w:ind w:left="4320" w:hanging="180"/>
+      </w:pPr>
+    </w:lvl>
+    <w:lvl w:ilvl="6" w:tplc="0409000F" w:tentative="1">
+      <w:start w:val="1"/>
+      <w:numFmt w:val="decimal"/>
+      <w:lvlText w:val="%7."/>
+      <w:lvlJc w:val="left"/>
+      <w:pPr>
+        <w:ind w:left="5040" w:hanging="360"/>
+      </w:pPr>
+    </w:lvl>
+    <w:lvl w:ilvl="7" w:tplc="04090019" w:tentative="1">
+      <w:start w:val="1"/>
+      <w:numFmt w:val="lowerLetter"/>
+      <w:lvlText w:val="%8."/>
+      <w:lvlJc w:val="left"/>
+      <w:pPr>
+        <w:ind w:left="5760" w:hanging="360"/>
+      </w:pPr>
+    </w:lvl>
+    <w:lvl w:ilvl="8" w:tplc="0409001B" w:tentative="1">
+      <w:start w:val="1"/>
+      <w:numFmt w:val="lowerRoman"/>
+      <w:lvlText w:val="%9."/>
+      <w:lvlJc w:val="right"/>
+      <w:pPr>
+        <w:ind w:left="6480" w:hanging="180"/>
+      </w:pPr>
+    </w:lvl>
+  </w:abstractNum>
+  <w:abstractNum w:abstractNumId="5" w15:restartNumberingAfterBreak="0">
+    <w:nsid w:val="68E019F3"/>
+    <w:multiLevelType w:val="hybridMultilevel"/>
+    <w:tmpl w:val="EECC9BBC"/>
+    <w:lvl w:ilvl="0" w:tplc="04090015">
+      <w:start w:val="1"/>
+      <w:numFmt w:val="upperLetter"/>
+      <w:lvlText w:val="%1."/>
+      <w:lvlJc w:val="left"/>
+      <w:pPr>
+        <w:ind w:left="720" w:hanging="360"/>
+      </w:pPr>
+      <w:rPr>
+        <w:rFonts w:hint="default"/>
+      </w:rPr>
+    </w:lvl>
+    <w:lvl w:ilvl="1" w:tplc="04090019" w:tentative="1">
+      <w:start w:val="1"/>
+      <w:numFmt w:val="lowerLetter"/>
+      <w:lvlText w:val="%2."/>
+      <w:lvlJc w:val="left"/>
+      <w:pPr>
+        <w:ind w:left="1440" w:hanging="360"/>
+      </w:pPr>
+    </w:lvl>
+    <w:lvl w:ilvl="2" w:tplc="0409001B" w:tentative="1">
+      <w:start w:val="1"/>
+      <w:numFmt w:val="lowerRoman"/>
+      <w:lvlText w:val="%3."/>
+      <w:lvlJc w:val="right"/>
+      <w:pPr>
+        <w:ind w:left="2160" w:hanging="180"/>
+      </w:pPr>
+    </w:lvl>
+    <w:lvl w:ilvl="3" w:tplc="0409000F" w:tentative="1">
+      <w:start w:val="1"/>
+      <w:numFmt w:val="decimal"/>
+      <w:lvlText w:val="%4."/>
+      <w:lvlJc w:val="left"/>
+      <w:pPr>
+        <w:ind w:left="2880" w:hanging="360"/>
+      </w:pPr>
+    </w:lvl>
+    <w:lvl w:ilvl="4" w:tplc="04090019" w:tentative="1">
+      <w:start w:val="1"/>
+      <w:numFmt w:val="lowerLetter"/>
+      <w:lvlText w:val="%5."/>
+      <w:lvlJc w:val="left"/>
+      <w:pPr>
+        <w:ind w:left="3600" w:hanging="360"/>
+      </w:pPr>
+    </w:lvl>
+    <w:lvl w:ilvl="5" w:tplc="0409001B" w:tentative="1">
+      <w:start w:val="1"/>
+      <w:numFmt w:val="lowerRoman"/>
+      <w:lvlText w:val="%6."/>
+      <w:lvlJc w:val="right"/>
+      <w:pPr>
+        <w:ind w:left="4320" w:hanging="180"/>
+      </w:pPr>
+    </w:lvl>
+    <w:lvl w:ilvl="6" w:tplc="0409000F" w:tentative="1">
+      <w:start w:val="1"/>
+      <w:numFmt w:val="decimal"/>
+      <w:lvlText w:val="%7."/>
+      <w:lvlJc w:val="left"/>
+      <w:pPr>
+        <w:ind w:left="5040" w:hanging="360"/>
+      </w:pPr>
+    </w:lvl>
+    <w:lvl w:ilvl="7" w:tplc="04090019" w:tentative="1">
+      <w:start w:val="1"/>
+      <w:numFmt w:val="lowerLetter"/>
+      <w:lvlText w:val="%8."/>
+      <w:lvlJc w:val="left"/>
+      <w:pPr>
+        <w:ind w:left="5760" w:hanging="360"/>
+      </w:pPr>
+    </w:lvl>
+    <w:lvl w:ilvl="8" w:tplc="0409001B" w:tentative="1">
+      <w:start w:val="1"/>
+      <w:numFmt w:val="lowerRoman"/>
+      <w:lvlText w:val="%9."/>
+      <w:lvlJc w:val="right"/>
+      <w:pPr>
+        <w:ind w:left="6480" w:hanging="180"/>
+      </w:pPr>
+    </w:lvl>
+  </w:abstractNum>
+  <w:abstractNum w:abstractNumId="6" w15:restartNumberingAfterBreak="0">
     <w:nsid w:val="76200B3A"/>
     <w:multiLevelType w:val="hybridMultilevel"/>
     <w:tmpl w:val="5380AE86"/>
@@ -588,12 +2061,24 @@
     </w:lvl>
   </w:abstractNum>
   <w:num w:numId="1" w16cid:durableId="254945727">
+    <w:abstractNumId w:val="3"/>
+  </w:num>
+  <w:num w:numId="2" w16cid:durableId="1732538851">
+    <w:abstractNumId w:val="6"/>
+  </w:num>
+  <w:num w:numId="3" w16cid:durableId="1497843233">
     <w:abstractNumId w:val="1"/>
   </w:num>
-  <w:num w:numId="2" w16cid:durableId="1732538851">
+  <w:num w:numId="4" w16cid:durableId="1810660102">
     <w:abstractNumId w:val="2"/>
   </w:num>
-  <w:num w:numId="3" w16cid:durableId="1497843233">
+  <w:num w:numId="5" w16cid:durableId="698167325">
+    <w:abstractNumId w:val="4"/>
+  </w:num>
+  <w:num w:numId="6" w16cid:durableId="776171727">
+    <w:abstractNumId w:val="5"/>
+  </w:num>
+  <w:num w:numId="7" w16cid:durableId="1272979735">
     <w:abstractNumId w:val="0"/>
   </w:num>
 </w:numbering>
